--- a/exercises/Bài tập tổng hợp 68-70 - Cấu trúc và cụm động từ/Đề 3.docx
+++ b/exercises/Bài tập tổng hợp 68-70 - Cấu trúc và cụm động từ/Đề 3.docx
@@ -3,604 +3,2428 @@
 <w:document xmlns:w="http://schemas.openxmlformats.org/wordprocessingml/2006/main">
   <w:body>
     <w:p>
-      <w:r>
-        <w:rPr>
+      <w:pPr>
+        <w:spacing w:before="0" w:after="280"/>
+        <w:keepNext/>
+        <w:jc w:val="center"/>
+      </w:pPr>
+      <w:r>
+        <w:rPr>
+          <w:color w:val="000000"/>
           <w:b/>
         </w:rPr>
-        <w:t xml:space="preserve">ĐỀ TỔNG HỢP 68–70 – ĐỀ 3</w:t>
-      </w:r>
-    </w:p>
-    <w:p>
-      <w:r>
-        <w:t xml:space="preserve">GERUNDS AND INFINITIVES – PHRASAL VERBS PARTS 1 AND 2</w:t>
-      </w:r>
-    </w:p>
-    <w:p>
-      <w:r>
-        <w:t xml:space="preserve">Họ và tên: __________________________                         Điểm: ________/100</w:t>
-      </w:r>
-    </w:p>
-    <w:p>
-      <w:r>
-        <w:rPr>
+        <w:t>ĐỀ TỔNG HỢP 68–70 – ĐỀ 3</w:t>
+      </w:r>
+    </w:p>
+    <w:p>
+      <w:pPr>
+        <w:spacing w:before="0" w:after="180"/>
+        <w:jc w:val="center"/>
+      </w:pPr>
+      <w:r>
+        <w:rPr>
+          <w:color w:val="000000"/>
           <w:b/>
         </w:rPr>
-        <w:t xml:space="preserve">PHẦN 1. V-ING HOẶC TO + V (10 điểm)</w:t>
-      </w:r>
-    </w:p>
-    <w:p>
-      <w:r>
-        <w:t xml:space="preserve">1. Do you mind ___ (open) the window?</w:t>
-      </w:r>
-    </w:p>
-    <w:p>
-      <w:r>
-        <w:t xml:space="preserve">2. We agreed ___ (meet) at seven.</w:t>
-      </w:r>
-    </w:p>
-    <w:p>
-      <w:r>
-        <w:t xml:space="preserve">3. She refused ___ (answer).</w:t>
-      </w:r>
-    </w:p>
-    <w:p>
-      <w:r>
-        <w:t xml:space="preserve">4. He admitted ___ (break) the vase.</w:t>
-      </w:r>
-    </w:p>
-    <w:p>
-      <w:r>
-        <w:t xml:space="preserve">5. I cannot afford ___ (buy) this laptop.</w:t>
-      </w:r>
-    </w:p>
-    <w:p>
-      <w:r>
-        <w:t xml:space="preserve">6. I enjoy ___ (read) before bed.</w:t>
-      </w:r>
-    </w:p>
-    <w:p>
-      <w:r>
-        <w:t xml:space="preserve">7. Lan decided ___ (study) abroad.</w:t>
-      </w:r>
-    </w:p>
-    <w:p>
-      <w:r>
-        <w:t xml:space="preserve">8. Please avoid ___ (make) noise.</w:t>
-      </w:r>
-    </w:p>
-    <w:p>
-      <w:r>
-        <w:t xml:space="preserve">9. We hope ___ (see) you soon.</w:t>
-      </w:r>
-    </w:p>
-    <w:p>
-      <w:r>
-        <w:t xml:space="preserve">10. Nam finished ___ (write) the report.</w:t>
-      </w:r>
-    </w:p>
-    <w:p>
-      <w:r>
-        <w:rPr>
+        <w:t>GERUNDS AND INFINITIVES – PHRASAL VERBS PARTS 1 AND 2</w:t>
+      </w:r>
+    </w:p>
+    <w:p>
+      <w:pPr>
+        <w:spacing w:before="0" w:after="100"/>
+      </w:pPr>
+      <w:r>
+        <w:rPr>
+          <w:color w:val="000000"/>
+        </w:rPr>
+        <w:t>Họ và tên: __________________________                         Điểm: ________/100</w:t>
+      </w:r>
+    </w:p>
+    <w:p>
+      <w:pPr>
+        <w:spacing w:before="0" w:after="100"/>
+      </w:pPr>
+      <w:r>
+        <w:rPr>
+          <w:color w:val="000000"/>
+        </w:rPr>
+        <w:t>Phạm vi kiến thức: Bài 68–70 — gerunds và infinitives; cụm động từ phần 1 và phần 2.</w:t>
+      </w:r>
+    </w:p>
+    <w:p>
+      <w:pPr>
+        <w:spacing w:before="0" w:after="100"/>
+      </w:pPr>
+      <w:r>
+        <w:rPr>
+          <w:color w:val="000000"/>
+        </w:rPr>
+        <w:t>Thời gian làm bài dự kiến: 90 phút.</w:t>
+      </w:r>
+    </w:p>
+    <w:p>
+      <w:pPr>
+        <w:spacing w:before="0" w:after="100"/>
+      </w:pPr>
+      <w:r>
+        <w:rPr>
+          <w:color w:val="000000"/>
+        </w:rPr>
+        <w:t>Tổng điểm: 100 điểm.</w:t>
+      </w:r>
+    </w:p>
+    <w:p>
+      <w:pPr>
+        <w:spacing w:before="0" w:after="120"/>
+      </w:pPr>
+      <w:r>
+        <w:rPr>
+          <w:color w:val="000000"/>
+        </w:rPr>
+        <w:t>Hướng dẫn chung: Làm lần lượt từng phần và kiểm tra dạng động từ, tân ngữ cùng tiểu từ/giới từ trong mỗi cấu trúc trước khi nộp bài.</w:t>
+      </w:r>
+    </w:p>
+    <w:p>
+      <w:pPr>
+        <w:spacing w:before="240" w:after="60"/>
+        <w:keepNext/>
+      </w:pPr>
+      <w:r>
+        <w:rPr>
+          <w:color w:val="000000"/>
           <w:b/>
         </w:rPr>
-        <w:t xml:space="preserve">PHẦN 2. SAU GIỚI TỪ, TÂN NGỮ VÀ BARE INFINITIVE (10 điểm)</w:t>
-      </w:r>
-    </w:p>
-    <w:p>
-      <w:r>
-        <w:t xml:space="preserve">1. We had better ___ (leave) now.</w:t>
-      </w:r>
-    </w:p>
-    <w:p>
-      <w:r>
-        <w:t xml:space="preserve">2. The manager asked them ___ (wait).</w:t>
-      </w:r>
-    </w:p>
-    <w:p>
-      <w:r>
-        <w:t xml:space="preserve">3. I would rather ___ (stay) home.</w:t>
-      </w:r>
-    </w:p>
-    <w:p>
-      <w:r>
-        <w:t xml:space="preserve">4. He helped me ___ (carry) the boxes.</w:t>
-      </w:r>
-    </w:p>
-    <w:p>
-      <w:r>
-        <w:t xml:space="preserve">5. They apologized for ___ (be) late.</w:t>
-      </w:r>
-    </w:p>
-    <w:p>
-      <w:r>
-        <w:t xml:space="preserve">6. Thank you for ___ (help) me.</w:t>
-      </w:r>
-    </w:p>
-    <w:p>
-      <w:r>
-        <w:t xml:space="preserve">7. She is interested in ___ (learn) Korean.</w:t>
-      </w:r>
-    </w:p>
-    <w:p>
-      <w:r>
-        <w:t xml:space="preserve">8. He left without ___ (say) goodbye.</w:t>
-      </w:r>
-    </w:p>
-    <w:p>
-      <w:r>
-        <w:t xml:space="preserve">9. I look forward to ___ (meet) you.</w:t>
-      </w:r>
-    </w:p>
-    <w:p>
-      <w:r>
-        <w:t xml:space="preserve">10. The teacher told us ___ (open) our books.</w:t>
-      </w:r>
-    </w:p>
-    <w:p>
-      <w:r>
-        <w:rPr>
+        <w:t>PHẦN 1. V-ING HOẶC TO + V (10 điểm)</w:t>
+      </w:r>
+    </w:p>
+    <w:p>
+      <w:pPr>
+        <w:spacing w:before="0" w:after="60"/>
+        <w:keepNext/>
+      </w:pPr>
+      <w:r>
+        <w:rPr>
+          <w:color w:val="000000"/>
+          <w:i/>
+        </w:rPr>
+        <w:t>Hướng dẫn: Chia động từ trong ngoặc ở dạng V-ing hoặc to + V phù hợp.</w:t>
+      </w:r>
+    </w:p>
+    <w:p>
+      <w:pPr>
+        <w:spacing w:before="40" w:after="60"/>
+      </w:pPr>
+      <w:r>
+        <w:rPr>
+          <w:color w:val="000000"/>
+        </w:rPr>
+        <w:t>1. Do you mind ___ (open) the window?</w:t>
+      </w:r>
+    </w:p>
+    <w:p>
+      <w:pPr>
+        <w:spacing w:before="120" w:after="160"/>
+      </w:pPr>
+      <w:r>
+        <w:rPr>
+          <w:color w:val="000000"/>
+        </w:rPr>
+        <w:t>2. We agreed ___ (meet) at seven.</w:t>
+      </w:r>
+    </w:p>
+    <w:p>
+      <w:pPr>
+        <w:spacing w:before="120" w:after="160"/>
+      </w:pPr>
+      <w:r>
+        <w:rPr>
+          <w:color w:val="000000"/>
+        </w:rPr>
+        <w:t>3. She refused ___ (answer).</w:t>
+      </w:r>
+    </w:p>
+    <w:p>
+      <w:pPr>
+        <w:spacing w:before="120" w:after="160"/>
+      </w:pPr>
+      <w:r>
+        <w:rPr>
+          <w:color w:val="000000"/>
+        </w:rPr>
+        <w:t>4. He admitted ___ (break) the vase.</w:t>
+      </w:r>
+    </w:p>
+    <w:p>
+      <w:pPr>
+        <w:spacing w:before="120" w:after="160"/>
+      </w:pPr>
+      <w:r>
+        <w:rPr>
+          <w:color w:val="000000"/>
+        </w:rPr>
+        <w:t>5. I cannot afford ___ (buy) this laptop.</w:t>
+      </w:r>
+    </w:p>
+    <w:p>
+      <w:pPr>
+        <w:spacing w:before="120" w:after="160"/>
+      </w:pPr>
+      <w:r>
+        <w:rPr>
+          <w:color w:val="000000"/>
+        </w:rPr>
+        <w:t>6. I enjoy ___ (read) before bed.</w:t>
+      </w:r>
+    </w:p>
+    <w:p>
+      <w:pPr>
+        <w:spacing w:before="120" w:after="160"/>
+      </w:pPr>
+      <w:r>
+        <w:rPr>
+          <w:color w:val="000000"/>
+        </w:rPr>
+        <w:t>7. Lan decided ___ (study) abroad.</w:t>
+      </w:r>
+    </w:p>
+    <w:p>
+      <w:pPr>
+        <w:spacing w:before="120" w:after="160"/>
+      </w:pPr>
+      <w:r>
+        <w:rPr>
+          <w:color w:val="000000"/>
+        </w:rPr>
+        <w:t>8. Please avoid ___ (make) noise.</w:t>
+      </w:r>
+    </w:p>
+    <w:p>
+      <w:pPr>
+        <w:spacing w:before="120" w:after="160"/>
+      </w:pPr>
+      <w:r>
+        <w:rPr>
+          <w:color w:val="000000"/>
+        </w:rPr>
+        <w:t>9. We hope ___ (see) you soon.</w:t>
+      </w:r>
+    </w:p>
+    <w:p>
+      <w:pPr>
+        <w:spacing w:before="120" w:after="160"/>
+      </w:pPr>
+      <w:r>
+        <w:rPr>
+          <w:color w:val="000000"/>
+        </w:rPr>
+        <w:t>10. Nam finished ___ (write) the report.</w:t>
+      </w:r>
+    </w:p>
+    <w:p>
+      <w:pPr>
+        <w:spacing w:before="240" w:after="60"/>
+        <w:keepNext/>
+      </w:pPr>
+      <w:r>
+        <w:rPr>
+          <w:color w:val="000000"/>
           <w:b/>
         </w:rPr>
-        <w:t xml:space="preserve">PHẦN 3. CHỌN DẠNG ĐỘNG TỪ THEO NGHĨA (10 điểm)</w:t>
-      </w:r>
-    </w:p>
-    <w:p>
-      <w:r>
-        <w:t xml:space="preserve">1. I forgot ___ the email, so it was never sent.</w:t>
-      </w:r>
-    </w:p>
-    <w:p>
-      <w:r>
-        <w:t xml:space="preserve">2. I will never forget ___ the ocean for the first time.</w:t>
-      </w:r>
-    </w:p>
-    <w:p>
-      <w:r>
-        <w:t xml:space="preserve">3. He needs ___ more carefully.</w:t>
-      </w:r>
-    </w:p>
-    <w:p>
-      <w:r>
-        <w:t xml:space="preserve">4. The room needs ___.</w:t>
-      </w:r>
-    </w:p>
-    <w:p>
-      <w:r>
-        <w:t xml:space="preserve">5. After describing the plan, he went on ___ about costs. (continue)</w:t>
-      </w:r>
-    </w:p>
-    <w:p>
-      <w:r>
-        <w:t xml:space="preserve">6. Remember ___ the door before leaving. (future duty)</w:t>
-      </w:r>
-    </w:p>
-    <w:p>
-      <w:r>
-        <w:t xml:space="preserve">7. I remember ___ her last year. (memory)</w:t>
-      </w:r>
-    </w:p>
-    <w:p>
-      <w:r>
-        <w:t xml:space="preserve">8. Nam stopped ___ because it was unhealthy.</w:t>
-      </w:r>
-    </w:p>
-    <w:p>
-      <w:r>
-        <w:t xml:space="preserve">9. We stopped ___ a short rest.</w:t>
-      </w:r>
-    </w:p>
-    <w:p>
-      <w:r>
-        <w:t xml:space="preserve">10. Try ___ the computer if it freezes. (experiment)</w:t>
-      </w:r>
-    </w:p>
-    <w:p>
-      <w:r>
-        <w:rPr>
+        <w:t>PHẦN 2. SAU GIỚI TỪ, TÂN NGỮ VÀ BARE INFINITIVE (10 điểm)</w:t>
+      </w:r>
+    </w:p>
+    <w:p>
+      <w:pPr>
+        <w:spacing w:before="0" w:after="60"/>
+        <w:keepNext/>
+      </w:pPr>
+      <w:r>
+        <w:rPr>
+          <w:color w:val="000000"/>
+          <w:i/>
+        </w:rPr>
+        <w:t>Hướng dẫn: Chia động từ trong ngoặc sau giới từ, tân ngữ và các động từ/cấu trúc đặc biệt.</w:t>
+      </w:r>
+    </w:p>
+    <w:p>
+      <w:pPr>
+        <w:spacing w:before="40" w:after="60"/>
+      </w:pPr>
+      <w:r>
+        <w:rPr>
+          <w:color w:val="000000"/>
+        </w:rPr>
+        <w:t>1. We had better ___ (leave) now.</w:t>
+      </w:r>
+    </w:p>
+    <w:p>
+      <w:pPr>
+        <w:spacing w:before="120" w:after="160"/>
+      </w:pPr>
+      <w:r>
+        <w:rPr>
+          <w:color w:val="000000"/>
+        </w:rPr>
+        <w:t>2. The manager asked them ___ (wait).</w:t>
+      </w:r>
+    </w:p>
+    <w:p>
+      <w:pPr>
+        <w:spacing w:before="120" w:after="160"/>
+      </w:pPr>
+      <w:r>
+        <w:rPr>
+          <w:color w:val="000000"/>
+        </w:rPr>
+        <w:t>3. I would rather ___ (stay) home.</w:t>
+      </w:r>
+    </w:p>
+    <w:p>
+      <w:pPr>
+        <w:spacing w:before="120" w:after="160"/>
+      </w:pPr>
+      <w:r>
+        <w:rPr>
+          <w:color w:val="000000"/>
+        </w:rPr>
+        <w:t>4. He helped me ___ (carry) the boxes.</w:t>
+      </w:r>
+    </w:p>
+    <w:p>
+      <w:pPr>
+        <w:spacing w:before="120" w:after="160"/>
+      </w:pPr>
+      <w:r>
+        <w:rPr>
+          <w:color w:val="000000"/>
+        </w:rPr>
+        <w:t>5. They apologized for ___ (be) late.</w:t>
+      </w:r>
+    </w:p>
+    <w:p>
+      <w:pPr>
+        <w:spacing w:before="120" w:after="160"/>
+      </w:pPr>
+      <w:r>
+        <w:rPr>
+          <w:color w:val="000000"/>
+        </w:rPr>
+        <w:t>6. Thank you for ___ (help) me.</w:t>
+      </w:r>
+    </w:p>
+    <w:p>
+      <w:pPr>
+        <w:spacing w:before="120" w:after="160"/>
+      </w:pPr>
+      <w:r>
+        <w:rPr>
+          <w:color w:val="000000"/>
+        </w:rPr>
+        <w:t>7. She is interested in ___ (learn) Korean.</w:t>
+      </w:r>
+    </w:p>
+    <w:p>
+      <w:pPr>
+        <w:spacing w:before="120" w:after="160"/>
+      </w:pPr>
+      <w:r>
+        <w:rPr>
+          <w:color w:val="000000"/>
+        </w:rPr>
+        <w:t>8. He left without ___ (say) goodbye.</w:t>
+      </w:r>
+    </w:p>
+    <w:p>
+      <w:pPr>
+        <w:spacing w:before="120" w:after="160"/>
+      </w:pPr>
+      <w:r>
+        <w:rPr>
+          <w:color w:val="000000"/>
+        </w:rPr>
+        <w:t>9. I look forward to ___ (meet) you.</w:t>
+      </w:r>
+    </w:p>
+    <w:p>
+      <w:pPr>
+        <w:spacing w:before="120" w:after="160"/>
+      </w:pPr>
+      <w:r>
+        <w:rPr>
+          <w:color w:val="000000"/>
+        </w:rPr>
+        <w:t>10. The teacher told us ___ (open) our books.</w:t>
+      </w:r>
+    </w:p>
+    <w:p>
+      <w:pPr>
+        <w:spacing w:before="240" w:after="60"/>
+        <w:keepNext/>
+      </w:pPr>
+      <w:r>
+        <w:rPr>
+          <w:color w:val="000000"/>
           <w:b/>
         </w:rPr>
-        <w:t xml:space="preserve">PHẦN 4. PHRASAL VERBS – PHẦN 1 (10 điểm)</w:t>
-      </w:r>
-    </w:p>
-    <w:p>
-      <w:r>
-        <w:t xml:space="preserve">1. We have ___ milk.</w:t>
-      </w:r>
-    </w:p>
-    <w:p>
-      <w:r>
-        <w:t xml:space="preserve">2. Please ___ with your work.</w:t>
-      </w:r>
-    </w:p>
-    <w:p>
-      <w:r>
-        <w:t xml:space="preserve">3. Do not ___ this useful paper.</w:t>
-      </w:r>
-    </w:p>
-    <w:p>
-      <w:r>
-        <w:t xml:space="preserve">4. I ___ my classmates well.</w:t>
-      </w:r>
-    </w:p>
-    <w:p>
-      <w:r>
-        <w:t xml:space="preserve">5. Can you ___ the solution?</w:t>
-      </w:r>
-    </w:p>
-    <w:p>
-      <w:r>
-        <w:t xml:space="preserve">6. Please ___ the lights before leaving.</w:t>
-      </w:r>
-    </w:p>
-    <w:p>
-      <w:r>
-        <w:t xml:space="preserve">7. I am ___ my keys.</w:t>
-      </w:r>
-    </w:p>
-    <w:p>
-      <w:r>
-        <w:t xml:space="preserve">8. She ___ her younger brother.</w:t>
-      </w:r>
-    </w:p>
-    <w:p>
-      <w:r>
-        <w:t xml:space="preserve">9. Do not ___ after one mistake.</w:t>
-      </w:r>
-    </w:p>
-    <w:p>
-      <w:r>
-        <w:t xml:space="preserve">10. Please ___ your homework tomorrow.</w:t>
-      </w:r>
-    </w:p>
-    <w:p>
-      <w:r>
-        <w:rPr>
+        <w:t>PHẦN 3. CHỌN DẠNG ĐỘNG TỪ THEO NGHĨA (10 điểm)</w:t>
+      </w:r>
+    </w:p>
+    <w:p>
+      <w:pPr>
+        <w:spacing w:before="0" w:after="60"/>
+        <w:keepNext/>
+      </w:pPr>
+      <w:r>
+        <w:rPr>
+          <w:color w:val="000000"/>
+          <w:i/>
+        </w:rPr>
+        <w:t>Hướng dẫn: Chọn dạng động từ phù hợp với nghĩa và ngữ cảnh của câu.</w:t>
+      </w:r>
+    </w:p>
+    <w:p>
+      <w:pPr>
+        <w:spacing w:before="40" w:after="60"/>
+      </w:pPr>
+      <w:r>
+        <w:rPr>
+          <w:color w:val="000000"/>
+        </w:rPr>
+        <w:t>1. I forgot ___ the email, so it was never sent.</w:t>
+      </w:r>
+    </w:p>
+    <w:p>
+      <w:pPr>
+        <w:spacing w:before="120" w:after="160"/>
+      </w:pPr>
+      <w:r>
+        <w:rPr>
+          <w:color w:val="000000"/>
+        </w:rPr>
+        <w:t>2. I will never forget ___ the ocean for the first time.</w:t>
+      </w:r>
+    </w:p>
+    <w:p>
+      <w:pPr>
+        <w:spacing w:before="120" w:after="160"/>
+      </w:pPr>
+      <w:r>
+        <w:rPr>
+          <w:color w:val="000000"/>
+        </w:rPr>
+        <w:t>3. He needs ___ more carefully.</w:t>
+      </w:r>
+    </w:p>
+    <w:p>
+      <w:pPr>
+        <w:spacing w:before="120" w:after="160"/>
+      </w:pPr>
+      <w:r>
+        <w:rPr>
+          <w:color w:val="000000"/>
+        </w:rPr>
+        <w:t>4. The room needs ___.</w:t>
+      </w:r>
+    </w:p>
+    <w:p>
+      <w:pPr>
+        <w:spacing w:before="120" w:after="160"/>
+      </w:pPr>
+      <w:r>
+        <w:rPr>
+          <w:color w:val="000000"/>
+        </w:rPr>
+        <w:t>5. After describing the plan, he went on ___ about costs. (continue)</w:t>
+      </w:r>
+    </w:p>
+    <w:p>
+      <w:pPr>
+        <w:spacing w:before="120" w:after="160"/>
+      </w:pPr>
+      <w:r>
+        <w:rPr>
+          <w:color w:val="000000"/>
+        </w:rPr>
+        <w:t>6. Remember ___ the door before leaving. (future duty)</w:t>
+      </w:r>
+    </w:p>
+    <w:p>
+      <w:pPr>
+        <w:spacing w:before="120" w:after="160"/>
+      </w:pPr>
+      <w:r>
+        <w:rPr>
+          <w:color w:val="000000"/>
+        </w:rPr>
+        <w:t>7. I remember ___ her last year. (memory)</w:t>
+      </w:r>
+    </w:p>
+    <w:p>
+      <w:pPr>
+        <w:spacing w:before="120" w:after="160"/>
+      </w:pPr>
+      <w:r>
+        <w:rPr>
+          <w:color w:val="000000"/>
+        </w:rPr>
+        <w:t>8. Nam stopped ___ because it was unhealthy.</w:t>
+      </w:r>
+    </w:p>
+    <w:p>
+      <w:pPr>
+        <w:spacing w:before="120" w:after="160"/>
+      </w:pPr>
+      <w:r>
+        <w:rPr>
+          <w:color w:val="000000"/>
+        </w:rPr>
+        <w:t>9. We stopped ___ a short rest.</w:t>
+      </w:r>
+    </w:p>
+    <w:p>
+      <w:pPr>
+        <w:spacing w:before="120" w:after="160"/>
+      </w:pPr>
+      <w:r>
+        <w:rPr>
+          <w:color w:val="000000"/>
+        </w:rPr>
+        <w:t>10. Try ___ the computer if it freezes. (experiment)</w:t>
+      </w:r>
+    </w:p>
+    <w:p>
+      <w:pPr>
+        <w:spacing w:before="240" w:after="60"/>
+        <w:keepNext/>
+      </w:pPr>
+      <w:r>
+        <w:rPr>
+          <w:color w:val="000000"/>
           <w:b/>
         </w:rPr>
-        <w:t xml:space="preserve">PHẦN 5. PHRASAL VERBS – PHẦN 2 (10 điểm)</w:t>
-      </w:r>
-    </w:p>
-    <w:p>
-      <w:r>
-        <w:t xml:space="preserve">1. Can you ___ this payment problem?</w:t>
-      </w:r>
-    </w:p>
-    <w:p>
-      <w:r>
-        <w:t xml:space="preserve">2. The lawyer will ___ the contract.</w:t>
-      </w:r>
-    </w:p>
-    <w:p>
-      <w:r>
-        <w:t xml:space="preserve">3. We arrived early to ___ at the airport.</w:t>
-      </w:r>
-    </w:p>
-    <w:p>
-      <w:r>
-        <w:t xml:space="preserve">4. Her family came to ___ her at the station.</w:t>
-      </w:r>
-    </w:p>
-    <w:p>
-      <w:r>
-        <w:t xml:space="preserve">5. These figures ___ our conclusion.</w:t>
-      </w:r>
-    </w:p>
-    <w:p>
-      <w:r>
-        <w:t xml:space="preserve">6. We need to ___ a better idea.</w:t>
-      </w:r>
-    </w:p>
-    <w:p>
-      <w:r>
-        <w:t xml:space="preserve">7. I cannot ___ this noise.</w:t>
-      </w:r>
-    </w:p>
-    <w:p>
-      <w:r>
-        <w:t xml:space="preserve">8. The team will ___ a survey.</w:t>
-      </w:r>
-    </w:p>
-    <w:p>
-      <w:r>
-        <w:t xml:space="preserve">9. Police are ___ the accident.</w:t>
-      </w:r>
-    </w:p>
-    <w:p>
-      <w:r>
-        <w:t xml:space="preserve">10. Nam has ___ with his work.</w:t>
-      </w:r>
-    </w:p>
-    <w:p>
-      <w:r>
-        <w:rPr>
+        <w:t>PHẦN 4. PHRASAL VERBS – PHẦN 1 (10 điểm)</w:t>
+      </w:r>
+    </w:p>
+    <w:p>
+      <w:pPr>
+        <w:spacing w:before="0" w:after="60"/>
+        <w:keepNext/>
+      </w:pPr>
+      <w:r>
+        <w:rPr>
+          <w:color w:val="000000"/>
+          <w:i/>
+        </w:rPr>
+        <w:t>Hướng dẫn: Điền cụm động từ phù hợp với nghĩa của mỗi câu.</w:t>
+      </w:r>
+    </w:p>
+    <w:p>
+      <w:pPr>
+        <w:spacing w:before="40" w:after="60"/>
+      </w:pPr>
+      <w:r>
+        <w:rPr>
+          <w:color w:val="000000"/>
+        </w:rPr>
+        <w:t>1. We have ___ milk.</w:t>
+      </w:r>
+    </w:p>
+    <w:p>
+      <w:pPr>
+        <w:spacing w:before="120" w:after="160"/>
+      </w:pPr>
+      <w:r>
+        <w:rPr>
+          <w:color w:val="000000"/>
+        </w:rPr>
+        <w:t>2. Please ___ with your work.</w:t>
+      </w:r>
+    </w:p>
+    <w:p>
+      <w:pPr>
+        <w:spacing w:before="120" w:after="160"/>
+      </w:pPr>
+      <w:r>
+        <w:rPr>
+          <w:color w:val="000000"/>
+        </w:rPr>
+        <w:t>3. Do not ___ this useful paper.</w:t>
+      </w:r>
+    </w:p>
+    <w:p>
+      <w:pPr>
+        <w:spacing w:before="120" w:after="160"/>
+      </w:pPr>
+      <w:r>
+        <w:rPr>
+          <w:color w:val="000000"/>
+        </w:rPr>
+        <w:t>4. I ___ my classmates well.</w:t>
+      </w:r>
+    </w:p>
+    <w:p>
+      <w:pPr>
+        <w:spacing w:before="120" w:after="160"/>
+      </w:pPr>
+      <w:r>
+        <w:rPr>
+          <w:color w:val="000000"/>
+        </w:rPr>
+        <w:t>5. Can you ___ the solution?</w:t>
+      </w:r>
+    </w:p>
+    <w:p>
+      <w:pPr>
+        <w:spacing w:before="120" w:after="160"/>
+      </w:pPr>
+      <w:r>
+        <w:rPr>
+          <w:color w:val="000000"/>
+        </w:rPr>
+        <w:t>6. Please ___ the lights before leaving.</w:t>
+      </w:r>
+    </w:p>
+    <w:p>
+      <w:pPr>
+        <w:spacing w:before="120" w:after="160"/>
+      </w:pPr>
+      <w:r>
+        <w:rPr>
+          <w:color w:val="000000"/>
+        </w:rPr>
+        <w:t>7. I am ___ my keys.</w:t>
+      </w:r>
+    </w:p>
+    <w:p>
+      <w:pPr>
+        <w:spacing w:before="120" w:after="160"/>
+      </w:pPr>
+      <w:r>
+        <w:rPr>
+          <w:color w:val="000000"/>
+        </w:rPr>
+        <w:t>8. She ___ her younger brother.</w:t>
+      </w:r>
+    </w:p>
+    <w:p>
+      <w:pPr>
+        <w:spacing w:before="120" w:after="160"/>
+      </w:pPr>
+      <w:r>
+        <w:rPr>
+          <w:color w:val="000000"/>
+        </w:rPr>
+        <w:t>9. Do not ___ after one mistake.</w:t>
+      </w:r>
+    </w:p>
+    <w:p>
+      <w:pPr>
+        <w:spacing w:before="120" w:after="160"/>
+      </w:pPr>
+      <w:r>
+        <w:rPr>
+          <w:color w:val="000000"/>
+        </w:rPr>
+        <w:t>10. Please ___ your homework tomorrow.</w:t>
+      </w:r>
+    </w:p>
+    <w:p>
+      <w:pPr>
+        <w:spacing w:before="240" w:after="60"/>
+        <w:keepNext/>
+      </w:pPr>
+      <w:r>
+        <w:rPr>
+          <w:color w:val="000000"/>
           <w:b/>
         </w:rPr>
-        <w:t xml:space="preserve">PHẦN 6. ĐIỀN TIỂU TỪ / GIỚI TỪ (10 điểm)</w:t>
-      </w:r>
-    </w:p>
-    <w:p>
-      <w:r>
-        <w:t xml:space="preserve">1. come up ___ an idea</w:t>
-      </w:r>
-    </w:p>
-    <w:p>
-      <w:r>
-        <w:t xml:space="preserve">2. catch up ___ the class</w:t>
-      </w:r>
-    </w:p>
-    <w:p>
-      <w:r>
-        <w:t xml:space="preserve">3. fall out ___ a friend</w:t>
-      </w:r>
-    </w:p>
-    <w:p>
-      <w:r>
-        <w:t xml:space="preserve">4. cut down ___ spending</w:t>
-      </w:r>
-    </w:p>
-    <w:p>
-      <w:r>
-        <w:t xml:space="preserve">5. run out ___ petrol</w:t>
-      </w:r>
-    </w:p>
-    <w:p>
-      <w:r>
-        <w:t xml:space="preserve">6. turn ___ the fan</w:t>
-      </w:r>
-    </w:p>
-    <w:p>
-      <w:r>
-        <w:t xml:space="preserve">7. look ___ a child</w:t>
-      </w:r>
-    </w:p>
-    <w:p>
-      <w:r>
-        <w:t xml:space="preserve">8. look ___ a word</w:t>
-      </w:r>
-    </w:p>
-    <w:p>
-      <w:r>
-        <w:t xml:space="preserve">9. write ___ the address</w:t>
-      </w:r>
-    </w:p>
-    <w:p>
-      <w:r>
-        <w:t xml:space="preserve">10. put the books ___</w:t>
-      </w:r>
-    </w:p>
-    <w:p>
-      <w:r>
-        <w:rPr>
+        <w:t>PHẦN 5. PHRASAL VERBS – PHẦN 2 (10 điểm)</w:t>
+      </w:r>
+    </w:p>
+    <w:p>
+      <w:pPr>
+        <w:spacing w:before="0" w:after="60"/>
+        <w:keepNext/>
+      </w:pPr>
+      <w:r>
+        <w:rPr>
+          <w:color w:val="000000"/>
+          <w:i/>
+        </w:rPr>
+        <w:t>Hướng dẫn: Điền cụm động từ phù hợp với ngữ cảnh và thì của câu.</w:t>
+      </w:r>
+    </w:p>
+    <w:p>
+      <w:pPr>
+        <w:spacing w:before="40" w:after="60"/>
+      </w:pPr>
+      <w:r>
+        <w:rPr>
+          <w:color w:val="000000"/>
+        </w:rPr>
+        <w:t>1. Can you ___ this payment problem?</w:t>
+      </w:r>
+    </w:p>
+    <w:p>
+      <w:pPr>
+        <w:spacing w:before="120" w:after="160"/>
+      </w:pPr>
+      <w:r>
+        <w:rPr>
+          <w:color w:val="000000"/>
+        </w:rPr>
+        <w:t>2. The lawyer will ___ the contract.</w:t>
+      </w:r>
+    </w:p>
+    <w:p>
+      <w:pPr>
+        <w:spacing w:before="120" w:after="160"/>
+      </w:pPr>
+      <w:r>
+        <w:rPr>
+          <w:color w:val="000000"/>
+        </w:rPr>
+        <w:t>3. We arrived early to ___ at the airport.</w:t>
+      </w:r>
+    </w:p>
+    <w:p>
+      <w:pPr>
+        <w:spacing w:before="120" w:after="160"/>
+      </w:pPr>
+      <w:r>
+        <w:rPr>
+          <w:color w:val="000000"/>
+        </w:rPr>
+        <w:t>4. Her family came to ___ her at the station.</w:t>
+      </w:r>
+    </w:p>
+    <w:p>
+      <w:pPr>
+        <w:spacing w:before="120" w:after="160"/>
+      </w:pPr>
+      <w:r>
+        <w:rPr>
+          <w:color w:val="000000"/>
+        </w:rPr>
+        <w:t>5. These figures ___ our conclusion.</w:t>
+      </w:r>
+    </w:p>
+    <w:p>
+      <w:pPr>
+        <w:spacing w:before="120" w:after="160"/>
+      </w:pPr>
+      <w:r>
+        <w:rPr>
+          <w:color w:val="000000"/>
+        </w:rPr>
+        <w:t>6. We need to ___ a better idea.</w:t>
+      </w:r>
+    </w:p>
+    <w:p>
+      <w:pPr>
+        <w:spacing w:before="120" w:after="160"/>
+      </w:pPr>
+      <w:r>
+        <w:rPr>
+          <w:color w:val="000000"/>
+        </w:rPr>
+        <w:t>7. I cannot ___ this noise.</w:t>
+      </w:r>
+    </w:p>
+    <w:p>
+      <w:pPr>
+        <w:spacing w:before="120" w:after="160"/>
+      </w:pPr>
+      <w:r>
+        <w:rPr>
+          <w:color w:val="000000"/>
+        </w:rPr>
+        <w:t>8. The team will ___ a survey.</w:t>
+      </w:r>
+    </w:p>
+    <w:p>
+      <w:pPr>
+        <w:spacing w:before="120" w:after="160"/>
+      </w:pPr>
+      <w:r>
+        <w:rPr>
+          <w:color w:val="000000"/>
+        </w:rPr>
+        <w:t>9. Police are ___ the accident.</w:t>
+      </w:r>
+    </w:p>
+    <w:p>
+      <w:pPr>
+        <w:spacing w:before="120" w:after="160"/>
+      </w:pPr>
+      <w:r>
+        <w:rPr>
+          <w:color w:val="000000"/>
+        </w:rPr>
+        <w:t>10. Nam has ___ with his work.</w:t>
+      </w:r>
+    </w:p>
+    <w:p>
+      <w:pPr>
+        <w:spacing w:before="240" w:after="60"/>
+        <w:keepNext/>
+      </w:pPr>
+      <w:r>
+        <w:rPr>
+          <w:color w:val="000000"/>
           <w:b/>
         </w:rPr>
-        <w:t xml:space="preserve">PHẦN 7. NGHĨA THEO NGỮ CẢNH (10 điểm)</w:t>
-      </w:r>
-    </w:p>
-    <w:p>
-      <w:r>
-        <w:t xml:space="preserve">1. She picked up some Spanish abroad.</w:t>
-      </w:r>
-    </w:p>
-    <w:p>
-      <w:r>
-        <w:t xml:space="preserve">2. Please pick up the paper.</w:t>
-      </w:r>
-    </w:p>
-    <w:p>
-      <w:r>
-        <w:t xml:space="preserve">3. The meeting was put off.</w:t>
-      </w:r>
-    </w:p>
-    <w:p>
-      <w:r>
-        <w:t xml:space="preserve">4. He takes after his father.</w:t>
-      </w:r>
-    </w:p>
-    <w:p>
-      <w:r>
-        <w:t xml:space="preserve">5. The medicine wore off.</w:t>
-      </w:r>
-    </w:p>
-    <w:p>
-      <w:r>
-        <w:t xml:space="preserve">6. She turned down the job offer.</w:t>
-      </w:r>
-    </w:p>
-    <w:p>
-      <w:r>
-        <w:t xml:space="preserve">7. Please turn down the music.</w:t>
-      </w:r>
-    </w:p>
-    <w:p>
-      <w:r>
-        <w:t xml:space="preserve">8. The plane took off at nine.</w:t>
-      </w:r>
-    </w:p>
-    <w:p>
-      <w:r>
-        <w:t xml:space="preserve">9. His career took off after the film.</w:t>
-      </w:r>
-    </w:p>
-    <w:p>
-      <w:r>
-        <w:t xml:space="preserve">10. He made up an excuse.</w:t>
-      </w:r>
-    </w:p>
-    <w:p>
-      <w:r>
-        <w:rPr>
+        <w:t>PHẦN 6. ĐIỀN TIỂU TỪ / GIỚI TỪ (10 điểm)</w:t>
+      </w:r>
+    </w:p>
+    <w:p>
+      <w:pPr>
+        <w:spacing w:before="0" w:after="60"/>
+        <w:keepNext/>
+      </w:pPr>
+      <w:r>
+        <w:rPr>
+          <w:color w:val="000000"/>
+          <w:i/>
+        </w:rPr>
+        <w:t>Hướng dẫn: Điền tiểu từ hoặc giới từ thích hợp để hoàn thành cụm động từ.</w:t>
+      </w:r>
+    </w:p>
+    <w:p>
+      <w:pPr>
+        <w:spacing w:before="40" w:after="60"/>
+      </w:pPr>
+      <w:r>
+        <w:rPr>
+          <w:color w:val="000000"/>
+        </w:rPr>
+        <w:t>1. come up ___ an idea</w:t>
+      </w:r>
+    </w:p>
+    <w:p>
+      <w:pPr>
+        <w:spacing w:before="120" w:after="160"/>
+      </w:pPr>
+      <w:r>
+        <w:rPr>
+          <w:color w:val="000000"/>
+        </w:rPr>
+        <w:t>2. catch up ___ the class</w:t>
+      </w:r>
+    </w:p>
+    <w:p>
+      <w:pPr>
+        <w:spacing w:before="120" w:after="160"/>
+      </w:pPr>
+      <w:r>
+        <w:rPr>
+          <w:color w:val="000000"/>
+        </w:rPr>
+        <w:t>3. fall out ___ a friend</w:t>
+      </w:r>
+    </w:p>
+    <w:p>
+      <w:pPr>
+        <w:spacing w:before="120" w:after="160"/>
+      </w:pPr>
+      <w:r>
+        <w:rPr>
+          <w:color w:val="000000"/>
+        </w:rPr>
+        <w:t>4. cut down ___ spending</w:t>
+      </w:r>
+    </w:p>
+    <w:p>
+      <w:pPr>
+        <w:spacing w:before="120" w:after="160"/>
+      </w:pPr>
+      <w:r>
+        <w:rPr>
+          <w:color w:val="000000"/>
+        </w:rPr>
+        <w:t>5. run out ___ petrol</w:t>
+      </w:r>
+    </w:p>
+    <w:p>
+      <w:pPr>
+        <w:spacing w:before="120" w:after="160"/>
+      </w:pPr>
+      <w:r>
+        <w:rPr>
+          <w:color w:val="000000"/>
+        </w:rPr>
+        <w:t>6. turn ___ the fan</w:t>
+      </w:r>
+    </w:p>
+    <w:p>
+      <w:pPr>
+        <w:spacing w:before="120" w:after="160"/>
+      </w:pPr>
+      <w:r>
+        <w:rPr>
+          <w:color w:val="000000"/>
+        </w:rPr>
+        <w:t>7. look ___ a child</w:t>
+      </w:r>
+    </w:p>
+    <w:p>
+      <w:pPr>
+        <w:spacing w:before="120" w:after="160"/>
+      </w:pPr>
+      <w:r>
+        <w:rPr>
+          <w:color w:val="000000"/>
+        </w:rPr>
+        <w:t>8. look ___ a word</w:t>
+      </w:r>
+    </w:p>
+    <w:p>
+      <w:pPr>
+        <w:spacing w:before="120" w:after="160"/>
+      </w:pPr>
+      <w:r>
+        <w:rPr>
+          <w:color w:val="000000"/>
+        </w:rPr>
+        <w:t>9. write ___ the address</w:t>
+      </w:r>
+    </w:p>
+    <w:p>
+      <w:pPr>
+        <w:spacing w:before="120" w:after="160"/>
+      </w:pPr>
+      <w:r>
+        <w:rPr>
+          <w:color w:val="000000"/>
+        </w:rPr>
+        <w:t>10. put the books ___</w:t>
+      </w:r>
+    </w:p>
+    <w:p>
+      <w:pPr>
+        <w:spacing w:before="240" w:after="60"/>
+        <w:keepNext/>
+      </w:pPr>
+      <w:r>
+        <w:rPr>
+          <w:color w:val="000000"/>
           <w:b/>
         </w:rPr>
-        <w:t xml:space="preserve">PHẦN 8. SỬA LỖI SAI (10 điểm)</w:t>
-      </w:r>
-    </w:p>
-    <w:p>
-      <w:r>
-        <w:t xml:space="preserve">1. We ran out from paper.</w:t>
-      </w:r>
-    </w:p>
-    <w:p>
-      <w:r>
-        <w:t xml:space="preserve">2. I cannot put up this noise with.</w:t>
-      </w:r>
-    </w:p>
-    <w:p>
-      <w:r>
-        <w:t xml:space="preserve">3. The police are looking the case into.</w:t>
-      </w:r>
-    </w:p>
-    <w:p>
-      <w:r>
-        <w:t xml:space="preserve">4. He gave smoking up it.</w:t>
-      </w:r>
-    </w:p>
-    <w:p>
-      <w:r>
-        <w:t xml:space="preserve">5. Please hand your homework in it.</w:t>
-      </w:r>
-    </w:p>
-    <w:p>
-      <w:r>
-        <w:t xml:space="preserve">6. I enjoy to read at night.</w:t>
-      </w:r>
-    </w:p>
-    <w:p>
-      <w:r>
-        <w:t xml:space="preserve">7. Lan decided going home.</w:t>
-      </w:r>
-    </w:p>
-    <w:p>
-      <w:r>
-        <w:t xml:space="preserve">8. Thank you to helping me.</w:t>
-      </w:r>
-    </w:p>
-    <w:p>
-      <w:r>
-        <w:t xml:space="preserve">9. My teacher made me to rewrite it.</w:t>
-      </w:r>
-    </w:p>
-    <w:p>
-      <w:r>
-        <w:t xml:space="preserve">10. I look forward to meet you.</w:t>
-      </w:r>
-    </w:p>
-    <w:p>
-      <w:r>
-        <w:rPr>
+        <w:t>PHẦN 7. NGHĨA THEO NGỮ CẢNH (10 điểm)</w:t>
+      </w:r>
+    </w:p>
+    <w:p>
+      <w:pPr>
+        <w:spacing w:before="0" w:after="60"/>
+        <w:keepNext/>
+      </w:pPr>
+      <w:r>
+        <w:rPr>
+          <w:color w:val="000000"/>
+          <w:i/>
+        </w:rPr>
+        <w:t>Hướng dẫn: Viết nghĩa phù hợp của cụm động từ trong từng câu.</w:t>
+      </w:r>
+    </w:p>
+    <w:p>
+      <w:pPr>
+        <w:spacing w:before="40" w:after="60"/>
+      </w:pPr>
+      <w:r>
+        <w:rPr>
+          <w:color w:val="000000"/>
+        </w:rPr>
+        <w:t>1. She picked up some Spanish abroad.</w:t>
+      </w:r>
+    </w:p>
+    <w:p>
+      <w:pPr>
+        <w:spacing w:before="120" w:after="160"/>
+      </w:pPr>
+      <w:r>
+        <w:rPr>
+          <w:color w:val="000000"/>
+        </w:rPr>
+        <w:t>2. Please pick up the paper.</w:t>
+      </w:r>
+    </w:p>
+    <w:p>
+      <w:pPr>
+        <w:spacing w:before="120" w:after="160"/>
+      </w:pPr>
+      <w:r>
+        <w:rPr>
+          <w:color w:val="000000"/>
+        </w:rPr>
+        <w:t>3. The meeting was put off.</w:t>
+      </w:r>
+    </w:p>
+    <w:p>
+      <w:pPr>
+        <w:spacing w:before="120" w:after="160"/>
+      </w:pPr>
+      <w:r>
+        <w:rPr>
+          <w:color w:val="000000"/>
+        </w:rPr>
+        <w:t>4. He takes after his father.</w:t>
+      </w:r>
+    </w:p>
+    <w:p>
+      <w:pPr>
+        <w:spacing w:before="120" w:after="160"/>
+      </w:pPr>
+      <w:r>
+        <w:rPr>
+          <w:color w:val="000000"/>
+        </w:rPr>
+        <w:t>5. The medicine wore off.</w:t>
+      </w:r>
+    </w:p>
+    <w:p>
+      <w:pPr>
+        <w:spacing w:before="120" w:after="160"/>
+      </w:pPr>
+      <w:r>
+        <w:rPr>
+          <w:color w:val="000000"/>
+        </w:rPr>
+        <w:t>6. She turned down the job offer.</w:t>
+      </w:r>
+    </w:p>
+    <w:p>
+      <w:pPr>
+        <w:spacing w:before="120" w:after="160"/>
+      </w:pPr>
+      <w:r>
+        <w:rPr>
+          <w:color w:val="000000"/>
+        </w:rPr>
+        <w:t>7. Please turn down the music.</w:t>
+      </w:r>
+    </w:p>
+    <w:p>
+      <w:pPr>
+        <w:spacing w:before="120" w:after="160"/>
+      </w:pPr>
+      <w:r>
+        <w:rPr>
+          <w:color w:val="000000"/>
+        </w:rPr>
+        <w:t>8. The plane took off at nine.</w:t>
+      </w:r>
+    </w:p>
+    <w:p>
+      <w:pPr>
+        <w:spacing w:before="120" w:after="160"/>
+      </w:pPr>
+      <w:r>
+        <w:rPr>
+          <w:color w:val="000000"/>
+        </w:rPr>
+        <w:t>9. His career took off after the film.</w:t>
+      </w:r>
+    </w:p>
+    <w:p>
+      <w:pPr>
+        <w:spacing w:before="120" w:after="160"/>
+      </w:pPr>
+      <w:r>
+        <w:rPr>
+          <w:color w:val="000000"/>
+        </w:rPr>
+        <w:t>10. He made up an excuse.</w:t>
+      </w:r>
+    </w:p>
+    <w:p>
+      <w:pPr>
+        <w:spacing w:before="240" w:after="60"/>
+        <w:keepNext/>
+      </w:pPr>
+      <w:r>
+        <w:rPr>
+          <w:color w:val="000000"/>
           <w:b/>
         </w:rPr>
-        <w:t xml:space="preserve">PHẦN 9. ĐỌC HIỂU (10 điểm)</w:t>
-      </w:r>
-    </w:p>
-    <w:p>
-      <w:r>
-        <w:t xml:space="preserve">Mai accepted a new job and moved to another city. She had to get used to waking up early and taking two buses. At first, she found it difficult to get along with her coworkers. Instead of giving up, she tried joining them for lunch. They soon made up after a small disagreement. Her manager asked her to look into customer complaints and come up with solutions. Mai now enjoys working there and plans to take on more responsibility.</w:t>
-      </w:r>
-    </w:p>
-    <w:p>
-      <w:r>
-        <w:t xml:space="preserve">1. Why did Mai move? 2. What routine did she get used to? 3. What social difficulty did she have? 4. What did her manager ask her to do? 5. What does she plan to take on?</w:t>
-      </w:r>
-    </w:p>
-    <w:p>
-      <w:r>
-        <w:rPr>
+        <w:t>PHẦN 8. SỬA LỖI SAI (10 điểm)</w:t>
+      </w:r>
+    </w:p>
+    <w:p>
+      <w:pPr>
+        <w:spacing w:before="0" w:after="60"/>
+        <w:keepNext/>
+      </w:pPr>
+      <w:r>
+        <w:rPr>
+          <w:color w:val="000000"/>
+          <w:i/>
+        </w:rPr>
+        <w:t>Hướng dẫn: Tìm lỗi sai và viết lại câu đúng hoàn chỉnh.</w:t>
+      </w:r>
+    </w:p>
+    <w:p>
+      <w:pPr>
+        <w:spacing w:before="40" w:after="60"/>
+      </w:pPr>
+      <w:r>
+        <w:rPr>
+          <w:color w:val="000000"/>
+        </w:rPr>
+        <w:t>1. We ran out from paper.</w:t>
+      </w:r>
+    </w:p>
+    <w:p>
+      <w:pPr>
+        <w:spacing w:before="120" w:after="160"/>
+      </w:pPr>
+      <w:r>
+        <w:rPr>
+          <w:color w:val="000000"/>
+        </w:rPr>
+        <w:t>2. I cannot put up this noise with.</w:t>
+      </w:r>
+    </w:p>
+    <w:p>
+      <w:pPr>
+        <w:spacing w:before="120" w:after="160"/>
+      </w:pPr>
+      <w:r>
+        <w:rPr>
+          <w:color w:val="000000"/>
+        </w:rPr>
+        <w:t>3. The police are looking the case into.</w:t>
+      </w:r>
+    </w:p>
+    <w:p>
+      <w:pPr>
+        <w:spacing w:before="120" w:after="160"/>
+      </w:pPr>
+      <w:r>
+        <w:rPr>
+          <w:color w:val="000000"/>
+        </w:rPr>
+        <w:t>4. He gave smoking up it.</w:t>
+      </w:r>
+    </w:p>
+    <w:p>
+      <w:pPr>
+        <w:spacing w:before="120" w:after="160"/>
+      </w:pPr>
+      <w:r>
+        <w:rPr>
+          <w:color w:val="000000"/>
+        </w:rPr>
+        <w:t>5. Please hand your homework in it.</w:t>
+      </w:r>
+    </w:p>
+    <w:p>
+      <w:pPr>
+        <w:spacing w:before="120" w:after="160"/>
+      </w:pPr>
+      <w:r>
+        <w:rPr>
+          <w:color w:val="000000"/>
+        </w:rPr>
+        <w:t>6. I enjoy to read at night.</w:t>
+      </w:r>
+    </w:p>
+    <w:p>
+      <w:pPr>
+        <w:spacing w:before="120" w:after="160"/>
+      </w:pPr>
+      <w:r>
+        <w:rPr>
+          <w:color w:val="000000"/>
+        </w:rPr>
+        <w:t>7. Lan decided going home.</w:t>
+      </w:r>
+    </w:p>
+    <w:p>
+      <w:pPr>
+        <w:spacing w:before="120" w:after="160"/>
+      </w:pPr>
+      <w:r>
+        <w:rPr>
+          <w:color w:val="000000"/>
+        </w:rPr>
+        <w:t>8. Thank you to helping me.</w:t>
+      </w:r>
+    </w:p>
+    <w:p>
+      <w:pPr>
+        <w:spacing w:before="120" w:after="160"/>
+      </w:pPr>
+      <w:r>
+        <w:rPr>
+          <w:color w:val="000000"/>
+        </w:rPr>
+        <w:t>9. My teacher made me to rewrite it.</w:t>
+      </w:r>
+    </w:p>
+    <w:p>
+      <w:pPr>
+        <w:spacing w:before="120" w:after="160"/>
+      </w:pPr>
+      <w:r>
+        <w:rPr>
+          <w:color w:val="000000"/>
+        </w:rPr>
+        <w:t>10. I look forward to meet you.</w:t>
+      </w:r>
+    </w:p>
+    <w:p>
+      <w:pPr>
+        <w:spacing w:before="240" w:after="60"/>
+        <w:keepNext/>
+      </w:pPr>
+      <w:r>
+        <w:rPr>
+          <w:color w:val="000000"/>
           <w:b/>
         </w:rPr>
-        <w:t xml:space="preserve">PHẦN 10. VIẾT (10 điểm)</w:t>
-      </w:r>
-    </w:p>
-    <w:p>
-      <w:r>
-        <w:t xml:space="preserve">Viết 90–110 từ về việc bắt đầu công việc hoặc môi trường mới. Dùng các cấu trúc và cụm động từ đã học.</w:t>
-      </w:r>
-    </w:p>
-    <w:p>
-      <w:r>
-        <w:rPr>
+        <w:t>PHẦN 9. ĐỌC HIỂU (10 điểm)</w:t>
+      </w:r>
+    </w:p>
+    <w:p>
+      <w:pPr>
+        <w:spacing w:before="0" w:after="60"/>
+        <w:keepNext/>
+      </w:pPr>
+      <w:r>
+        <w:rPr>
+          <w:color w:val="000000"/>
+          <w:i/>
+        </w:rPr>
+        <w:t>Hướng dẫn: Đọc đoạn văn và trả lời từng câu hỏi bằng thông tin trong bài.</w:t>
+      </w:r>
+    </w:p>
+    <w:p>
+      <w:pPr>
+        <w:spacing w:before="0" w:after="120"/>
+      </w:pPr>
+      <w:r>
+        <w:rPr>
+          <w:color w:val="000000"/>
+        </w:rPr>
+        <w:t>Mai accepted a new job and moved to another city. She had to get used to waking up early and taking two buses.</w:t>
+      </w:r>
+    </w:p>
+    <w:p>
+      <w:pPr>
+        <w:spacing w:before="0" w:after="120"/>
+      </w:pPr>
+      <w:r>
+        <w:rPr>
+          <w:color w:val="000000"/>
+        </w:rPr>
+        <w:t>At first, she found it difficult to get along with her coworkers. Instead of giving up, she tried joining them for lunch. They soon made up after a small disagreement.</w:t>
+      </w:r>
+    </w:p>
+    <w:p>
+      <w:pPr>
+        <w:spacing w:before="0" w:after="120"/>
+      </w:pPr>
+      <w:r>
+        <w:rPr>
+          <w:color w:val="000000"/>
+        </w:rPr>
+        <w:t>Her manager asked her to look into customer complaints and come up with solutions. Mai now enjoys working there and plans to take on more responsibility.</w:t>
+      </w:r>
+    </w:p>
+    <w:p>
+      <w:pPr>
+        <w:spacing w:before="120" w:after="160"/>
+      </w:pPr>
+      <w:r>
+        <w:rPr>
+          <w:color w:val="000000"/>
+        </w:rPr>
+        <w:t>1. Why did Mai move?</w:t>
+      </w:r>
+    </w:p>
+    <w:p>
+      <w:pPr>
+        <w:spacing w:before="120" w:after="160"/>
+      </w:pPr>
+      <w:r>
+        <w:rPr>
+          <w:color w:val="000000"/>
+        </w:rPr>
+        <w:t>2. What routine did she get used to?</w:t>
+      </w:r>
+    </w:p>
+    <w:p>
+      <w:pPr>
+        <w:spacing w:before="120" w:after="160"/>
+      </w:pPr>
+      <w:r>
+        <w:rPr>
+          <w:color w:val="000000"/>
+        </w:rPr>
+        <w:t>3. What social difficulty did she have?</w:t>
+      </w:r>
+    </w:p>
+    <w:p>
+      <w:pPr>
+        <w:spacing w:before="120" w:after="160"/>
+      </w:pPr>
+      <w:r>
+        <w:rPr>
+          <w:color w:val="000000"/>
+        </w:rPr>
+        <w:t>4. What did her manager ask her to do?</w:t>
+      </w:r>
+    </w:p>
+    <w:p>
+      <w:pPr>
+        <w:spacing w:before="120" w:after="160"/>
+      </w:pPr>
+      <w:r>
+        <w:rPr>
+          <w:color w:val="000000"/>
+        </w:rPr>
+        <w:t>5. What does she plan to take on?</w:t>
+      </w:r>
+    </w:p>
+    <w:p>
+      <w:pPr>
+        <w:spacing w:before="240" w:after="60"/>
+        <w:keepNext/>
+      </w:pPr>
+      <w:r>
+        <w:rPr>
+          <w:color w:val="000000"/>
           <w:b/>
         </w:rPr>
-        <w:t xml:space="preserve">ĐÁP ÁN – ĐỀ 3</w:t>
-      </w:r>
-    </w:p>
-    <w:p>
-      <w:r>
-        <w:rPr>
+        <w:t>PHẦN 10. VIẾT (10 điểm)</w:t>
+      </w:r>
+    </w:p>
+    <w:p>
+      <w:pPr>
+        <w:spacing w:before="0" w:after="60"/>
+        <w:keepNext/>
+      </w:pPr>
+      <w:r>
+        <w:rPr>
+          <w:color w:val="000000"/>
+          <w:i/>
+        </w:rPr>
+        <w:t>Hướng dẫn: Viết đúng độ dài và sử dụng đủ cấu trúc động từ cùng cụm động từ được yêu cầu.</w:t>
+      </w:r>
+    </w:p>
+    <w:p>
+      <w:pPr>
+        <w:spacing w:before="40" w:after="60"/>
+      </w:pPr>
+      <w:r>
+        <w:rPr>
+          <w:color w:val="000000"/>
+        </w:rPr>
+        <w:t>Viết 90–110 từ về việc bắt đầu công việc hoặc môi trường mới. Dùng các cấu trúc và cụm động từ đã học.</w:t>
+      </w:r>
+    </w:p>
+    <w:p>
+      <w:pPr>
+        <w:spacing w:before="0" w:after="280"/>
+        <w:keepNext/>
+        <w:jc w:val="center"/>
+      </w:pPr>
+      <w:r>
+        <w:rPr>
+          <w:color w:val="000000"/>
           <w:b/>
         </w:rPr>
-        <w:t xml:space="preserve">PHẦN 1: 1. opening; 2. to meet; 3. to answer; 4. breaking; 5. to buy; 6. reading; 7. to study; 8. making; 9. to see; 10. writing</w:t>
-      </w:r>
-    </w:p>
-    <w:p>
-      <w:r>
-        <w:rPr>
+        <w:br w:type="page"/>
+        <w:t>ĐÁP ÁN</w:t>
+      </w:r>
+    </w:p>
+    <w:p>
+      <w:pPr>
+        <w:spacing w:before="240" w:after="60"/>
+        <w:keepNext/>
+      </w:pPr>
+      <w:r>
+        <w:rPr>
+          <w:color w:val="000000"/>
           <w:b/>
         </w:rPr>
-        <w:t xml:space="preserve">PHẦN 2: 1. leave; 2. to wait; 3. stay; 4. carry / to carry; 5. being; 6. helping; 7. learning; 8. saying; 9. meeting; 10. to open</w:t>
-      </w:r>
-    </w:p>
-    <w:p>
-      <w:r>
-        <w:rPr>
+        <w:t>PHẦN 1</w:t>
+      </w:r>
+    </w:p>
+    <w:p>
+      <w:pPr>
+        <w:spacing w:before="60" w:after="120"/>
+      </w:pPr>
+      <w:r>
+        <w:rPr>
+          <w:color w:val="000000"/>
+        </w:rPr>
+        <w:t>Câu 1: opening</w:t>
+      </w:r>
+    </w:p>
+    <w:p>
+      <w:pPr>
+        <w:spacing w:before="60" w:after="120"/>
+      </w:pPr>
+      <w:r>
+        <w:rPr>
+          <w:color w:val="000000"/>
+        </w:rPr>
+        <w:t>Câu 2: to meet</w:t>
+      </w:r>
+    </w:p>
+    <w:p>
+      <w:pPr>
+        <w:spacing w:before="60" w:after="120"/>
+      </w:pPr>
+      <w:r>
+        <w:rPr>
+          <w:color w:val="000000"/>
+        </w:rPr>
+        <w:t>Câu 3: to answer</w:t>
+      </w:r>
+    </w:p>
+    <w:p>
+      <w:pPr>
+        <w:spacing w:before="60" w:after="120"/>
+      </w:pPr>
+      <w:r>
+        <w:rPr>
+          <w:color w:val="000000"/>
+        </w:rPr>
+        <w:t>Câu 4: breaking</w:t>
+      </w:r>
+    </w:p>
+    <w:p>
+      <w:pPr>
+        <w:spacing w:before="60" w:after="120"/>
+      </w:pPr>
+      <w:r>
+        <w:rPr>
+          <w:color w:val="000000"/>
+        </w:rPr>
+        <w:t>Câu 5: to buy</w:t>
+      </w:r>
+    </w:p>
+    <w:p>
+      <w:pPr>
+        <w:spacing w:before="60" w:after="120"/>
+      </w:pPr>
+      <w:r>
+        <w:rPr>
+          <w:color w:val="000000"/>
+        </w:rPr>
+        <w:t>Câu 6: reading</w:t>
+      </w:r>
+    </w:p>
+    <w:p>
+      <w:pPr>
+        <w:spacing w:before="60" w:after="120"/>
+      </w:pPr>
+      <w:r>
+        <w:rPr>
+          <w:color w:val="000000"/>
+        </w:rPr>
+        <w:t>Câu 7: to study</w:t>
+      </w:r>
+    </w:p>
+    <w:p>
+      <w:pPr>
+        <w:spacing w:before="60" w:after="120"/>
+      </w:pPr>
+      <w:r>
+        <w:rPr>
+          <w:color w:val="000000"/>
+        </w:rPr>
+        <w:t>Câu 8: making</w:t>
+      </w:r>
+    </w:p>
+    <w:p>
+      <w:pPr>
+        <w:spacing w:before="60" w:after="120"/>
+      </w:pPr>
+      <w:r>
+        <w:rPr>
+          <w:color w:val="000000"/>
+        </w:rPr>
+        <w:t>Câu 9: to see</w:t>
+      </w:r>
+    </w:p>
+    <w:p>
+      <w:pPr>
+        <w:spacing w:before="60" w:after="120"/>
+      </w:pPr>
+      <w:r>
+        <w:rPr>
+          <w:color w:val="000000"/>
+        </w:rPr>
+        <w:t>Câu 10: writing</w:t>
+      </w:r>
+    </w:p>
+    <w:p>
+      <w:pPr>
+        <w:spacing w:before="240" w:after="60"/>
+        <w:keepNext/>
+      </w:pPr>
+      <w:r>
+        <w:rPr>
+          <w:color w:val="000000"/>
           <w:b/>
         </w:rPr>
-        <w:t xml:space="preserve">PHẦN 3: 1. to send; 2. seeing; 3. to work; 4. cleaning / to be cleaned; 5. talking; 6. to lock; 7. meeting; 8. smoking; 9. to have; 10. restarting</w:t>
-      </w:r>
-    </w:p>
-    <w:p>
-      <w:r>
-        <w:rPr>
+        <w:t>PHẦN 2</w:t>
+      </w:r>
+    </w:p>
+    <w:p>
+      <w:pPr>
+        <w:spacing w:before="60" w:after="120"/>
+      </w:pPr>
+      <w:r>
+        <w:rPr>
+          <w:color w:val="000000"/>
+        </w:rPr>
+        <w:t>Câu 1: leave</w:t>
+      </w:r>
+    </w:p>
+    <w:p>
+      <w:pPr>
+        <w:spacing w:before="60" w:after="120"/>
+      </w:pPr>
+      <w:r>
+        <w:rPr>
+          <w:color w:val="000000"/>
+        </w:rPr>
+        <w:t>Câu 2: to wait</w:t>
+      </w:r>
+    </w:p>
+    <w:p>
+      <w:pPr>
+        <w:spacing w:before="60" w:after="120"/>
+      </w:pPr>
+      <w:r>
+        <w:rPr>
+          <w:color w:val="000000"/>
+        </w:rPr>
+        <w:t>Câu 3: stay</w:t>
+      </w:r>
+    </w:p>
+    <w:p>
+      <w:pPr>
+        <w:spacing w:before="60" w:after="120"/>
+      </w:pPr>
+      <w:r>
+        <w:rPr>
+          <w:color w:val="000000"/>
+        </w:rPr>
+        <w:t>Câu 4: carry / to carry</w:t>
+      </w:r>
+    </w:p>
+    <w:p>
+      <w:pPr>
+        <w:spacing w:before="60" w:after="120"/>
+      </w:pPr>
+      <w:r>
+        <w:rPr>
+          <w:color w:val="000000"/>
+        </w:rPr>
+        <w:t>Câu 5: being</w:t>
+      </w:r>
+    </w:p>
+    <w:p>
+      <w:pPr>
+        <w:spacing w:before="60" w:after="120"/>
+      </w:pPr>
+      <w:r>
+        <w:rPr>
+          <w:color w:val="000000"/>
+        </w:rPr>
+        <w:t>Câu 6: helping</w:t>
+      </w:r>
+    </w:p>
+    <w:p>
+      <w:pPr>
+        <w:spacing w:before="60" w:after="120"/>
+      </w:pPr>
+      <w:r>
+        <w:rPr>
+          <w:color w:val="000000"/>
+        </w:rPr>
+        <w:t>Câu 7: learning</w:t>
+      </w:r>
+    </w:p>
+    <w:p>
+      <w:pPr>
+        <w:spacing w:before="60" w:after="120"/>
+      </w:pPr>
+      <w:r>
+        <w:rPr>
+          <w:color w:val="000000"/>
+        </w:rPr>
+        <w:t>Câu 8: saying</w:t>
+      </w:r>
+    </w:p>
+    <w:p>
+      <w:pPr>
+        <w:spacing w:before="60" w:after="120"/>
+      </w:pPr>
+      <w:r>
+        <w:rPr>
+          <w:color w:val="000000"/>
+        </w:rPr>
+        <w:t>Câu 9: meeting</w:t>
+      </w:r>
+    </w:p>
+    <w:p>
+      <w:pPr>
+        <w:spacing w:before="60" w:after="120"/>
+      </w:pPr>
+      <w:r>
+        <w:rPr>
+          <w:color w:val="000000"/>
+        </w:rPr>
+        <w:t>Câu 10: to open</w:t>
+      </w:r>
+    </w:p>
+    <w:p>
+      <w:pPr>
+        <w:spacing w:before="240" w:after="60"/>
+        <w:keepNext/>
+      </w:pPr>
+      <w:r>
+        <w:rPr>
+          <w:color w:val="000000"/>
           <w:b/>
         </w:rPr>
-        <w:t xml:space="preserve">PHẦN 4: 1. run out of; 2. carry on; 3. throw away; 4. get along with; 5. work out; 6. turn off; 7. looking for; 8. looks after; 9. give up; 10. hand in</w:t>
-      </w:r>
-    </w:p>
-    <w:p>
-      <w:r>
-        <w:rPr>
+        <w:t>PHẦN 3</w:t>
+      </w:r>
+    </w:p>
+    <w:p>
+      <w:pPr>
+        <w:spacing w:before="60" w:after="120"/>
+      </w:pPr>
+      <w:r>
+        <w:rPr>
+          <w:color w:val="000000"/>
+        </w:rPr>
+        <w:t>Câu 1: to send</w:t>
+      </w:r>
+    </w:p>
+    <w:p>
+      <w:pPr>
+        <w:spacing w:before="60" w:after="120"/>
+      </w:pPr>
+      <w:r>
+        <w:rPr>
+          <w:color w:val="000000"/>
+        </w:rPr>
+        <w:t>Câu 2: seeing</w:t>
+      </w:r>
+    </w:p>
+    <w:p>
+      <w:pPr>
+        <w:spacing w:before="60" w:after="120"/>
+      </w:pPr>
+      <w:r>
+        <w:rPr>
+          <w:color w:val="000000"/>
+        </w:rPr>
+        <w:t>Câu 3: to work</w:t>
+      </w:r>
+    </w:p>
+    <w:p>
+      <w:pPr>
+        <w:spacing w:before="60" w:after="120"/>
+      </w:pPr>
+      <w:r>
+        <w:rPr>
+          <w:color w:val="000000"/>
+        </w:rPr>
+        <w:t>Câu 4: cleaning / to be cleaned</w:t>
+      </w:r>
+    </w:p>
+    <w:p>
+      <w:pPr>
+        <w:spacing w:before="60" w:after="120"/>
+      </w:pPr>
+      <w:r>
+        <w:rPr>
+          <w:color w:val="000000"/>
+        </w:rPr>
+        <w:t>Câu 5: talking</w:t>
+      </w:r>
+    </w:p>
+    <w:p>
+      <w:pPr>
+        <w:spacing w:before="60" w:after="120"/>
+      </w:pPr>
+      <w:r>
+        <w:rPr>
+          <w:color w:val="000000"/>
+        </w:rPr>
+        <w:t>Câu 6: to lock</w:t>
+      </w:r>
+    </w:p>
+    <w:p>
+      <w:pPr>
+        <w:spacing w:before="60" w:after="120"/>
+      </w:pPr>
+      <w:r>
+        <w:rPr>
+          <w:color w:val="000000"/>
+        </w:rPr>
+        <w:t>Câu 7: meeting</w:t>
+      </w:r>
+    </w:p>
+    <w:p>
+      <w:pPr>
+        <w:spacing w:before="60" w:after="120"/>
+      </w:pPr>
+      <w:r>
+        <w:rPr>
+          <w:color w:val="000000"/>
+        </w:rPr>
+        <w:t>Câu 8: smoking</w:t>
+      </w:r>
+    </w:p>
+    <w:p>
+      <w:pPr>
+        <w:spacing w:before="60" w:after="120"/>
+      </w:pPr>
+      <w:r>
+        <w:rPr>
+          <w:color w:val="000000"/>
+        </w:rPr>
+        <w:t>Câu 9: to have</w:t>
+      </w:r>
+    </w:p>
+    <w:p>
+      <w:pPr>
+        <w:spacing w:before="60" w:after="120"/>
+      </w:pPr>
+      <w:r>
+        <w:rPr>
+          <w:color w:val="000000"/>
+        </w:rPr>
+        <w:t>Câu 10: restarting</w:t>
+      </w:r>
+    </w:p>
+    <w:p>
+      <w:pPr>
+        <w:spacing w:before="240" w:after="60"/>
+        <w:keepNext/>
+      </w:pPr>
+      <w:r>
+        <w:rPr>
+          <w:color w:val="000000"/>
           <w:b/>
         </w:rPr>
-        <w:t xml:space="preserve">PHẦN 5: 1. sort out; 2. draw up; 3. check in; 4. see off; 5. back up; 6. come up with; 7. put up with; 8. carry out; 9. looking into; 10. fallen behind</w:t>
-      </w:r>
-    </w:p>
-    <w:p>
-      <w:r>
-        <w:rPr>
+        <w:t>PHẦN 4</w:t>
+      </w:r>
+    </w:p>
+    <w:p>
+      <w:pPr>
+        <w:spacing w:before="60" w:after="120"/>
+      </w:pPr>
+      <w:r>
+        <w:rPr>
+          <w:color w:val="000000"/>
+        </w:rPr>
+        <w:t>Câu 1: run out of</w:t>
+      </w:r>
+    </w:p>
+    <w:p>
+      <w:pPr>
+        <w:spacing w:before="60" w:after="120"/>
+      </w:pPr>
+      <w:r>
+        <w:rPr>
+          <w:color w:val="000000"/>
+        </w:rPr>
+        <w:t>Câu 2: carry on</w:t>
+      </w:r>
+    </w:p>
+    <w:p>
+      <w:pPr>
+        <w:spacing w:before="60" w:after="120"/>
+      </w:pPr>
+      <w:r>
+        <w:rPr>
+          <w:color w:val="000000"/>
+        </w:rPr>
+        <w:t>Câu 3: throw away</w:t>
+      </w:r>
+    </w:p>
+    <w:p>
+      <w:pPr>
+        <w:spacing w:before="60" w:after="120"/>
+      </w:pPr>
+      <w:r>
+        <w:rPr>
+          <w:color w:val="000000"/>
+        </w:rPr>
+        <w:t>Câu 4: get along with</w:t>
+      </w:r>
+    </w:p>
+    <w:p>
+      <w:pPr>
+        <w:spacing w:before="60" w:after="120"/>
+      </w:pPr>
+      <w:r>
+        <w:rPr>
+          <w:color w:val="000000"/>
+        </w:rPr>
+        <w:t>Câu 5: work out</w:t>
+      </w:r>
+    </w:p>
+    <w:p>
+      <w:pPr>
+        <w:spacing w:before="60" w:after="120"/>
+      </w:pPr>
+      <w:r>
+        <w:rPr>
+          <w:color w:val="000000"/>
+        </w:rPr>
+        <w:t>Câu 6: turn off</w:t>
+      </w:r>
+    </w:p>
+    <w:p>
+      <w:pPr>
+        <w:spacing w:before="60" w:after="120"/>
+      </w:pPr>
+      <w:r>
+        <w:rPr>
+          <w:color w:val="000000"/>
+        </w:rPr>
+        <w:t>Câu 7: looking for</w:t>
+      </w:r>
+    </w:p>
+    <w:p>
+      <w:pPr>
+        <w:spacing w:before="60" w:after="120"/>
+      </w:pPr>
+      <w:r>
+        <w:rPr>
+          <w:color w:val="000000"/>
+        </w:rPr>
+        <w:t>Câu 8: looks after</w:t>
+      </w:r>
+    </w:p>
+    <w:p>
+      <w:pPr>
+        <w:spacing w:before="60" w:after="120"/>
+      </w:pPr>
+      <w:r>
+        <w:rPr>
+          <w:color w:val="000000"/>
+        </w:rPr>
+        <w:t>Câu 9: give up</w:t>
+      </w:r>
+    </w:p>
+    <w:p>
+      <w:pPr>
+        <w:spacing w:before="60" w:after="120"/>
+      </w:pPr>
+      <w:r>
+        <w:rPr>
+          <w:color w:val="000000"/>
+        </w:rPr>
+        <w:t>Câu 10: hand in</w:t>
+      </w:r>
+    </w:p>
+    <w:p>
+      <w:pPr>
+        <w:spacing w:before="240" w:after="60"/>
+        <w:keepNext/>
+      </w:pPr>
+      <w:r>
+        <w:rPr>
+          <w:color w:val="000000"/>
           <w:b/>
         </w:rPr>
-        <w:t xml:space="preserve">PHẦN 6: 1. with; 2. with; 3. with; 4. on; 5. of; 6. off; 7. after; 8. up; 9. down; 10. away</w:t>
-      </w:r>
-    </w:p>
-    <w:p>
-      <w:r>
-        <w:rPr>
+        <w:t>PHẦN 5</w:t>
+      </w:r>
+    </w:p>
+    <w:p>
+      <w:pPr>
+        <w:spacing w:before="60" w:after="120"/>
+      </w:pPr>
+      <w:r>
+        <w:rPr>
+          <w:color w:val="000000"/>
+        </w:rPr>
+        <w:t>Câu 1: sort out</w:t>
+      </w:r>
+    </w:p>
+    <w:p>
+      <w:pPr>
+        <w:spacing w:before="60" w:after="120"/>
+      </w:pPr>
+      <w:r>
+        <w:rPr>
+          <w:color w:val="000000"/>
+        </w:rPr>
+        <w:t>Câu 2: draw up</w:t>
+      </w:r>
+    </w:p>
+    <w:p>
+      <w:pPr>
+        <w:spacing w:before="60" w:after="120"/>
+      </w:pPr>
+      <w:r>
+        <w:rPr>
+          <w:color w:val="000000"/>
+        </w:rPr>
+        <w:t>Câu 3: check in</w:t>
+      </w:r>
+    </w:p>
+    <w:p>
+      <w:pPr>
+        <w:spacing w:before="60" w:after="120"/>
+      </w:pPr>
+      <w:r>
+        <w:rPr>
+          <w:color w:val="000000"/>
+        </w:rPr>
+        <w:t>Câu 4: see off</w:t>
+      </w:r>
+    </w:p>
+    <w:p>
+      <w:pPr>
+        <w:spacing w:before="60" w:after="120"/>
+      </w:pPr>
+      <w:r>
+        <w:rPr>
+          <w:color w:val="000000"/>
+        </w:rPr>
+        <w:t>Câu 5: back up</w:t>
+      </w:r>
+    </w:p>
+    <w:p>
+      <w:pPr>
+        <w:spacing w:before="60" w:after="120"/>
+      </w:pPr>
+      <w:r>
+        <w:rPr>
+          <w:color w:val="000000"/>
+        </w:rPr>
+        <w:t>Câu 6: come up with</w:t>
+      </w:r>
+    </w:p>
+    <w:p>
+      <w:pPr>
+        <w:spacing w:before="60" w:after="120"/>
+      </w:pPr>
+      <w:r>
+        <w:rPr>
+          <w:color w:val="000000"/>
+        </w:rPr>
+        <w:t>Câu 7: put up with</w:t>
+      </w:r>
+    </w:p>
+    <w:p>
+      <w:pPr>
+        <w:spacing w:before="60" w:after="120"/>
+      </w:pPr>
+      <w:r>
+        <w:rPr>
+          <w:color w:val="000000"/>
+        </w:rPr>
+        <w:t>Câu 8: carry out</w:t>
+      </w:r>
+    </w:p>
+    <w:p>
+      <w:pPr>
+        <w:spacing w:before="60" w:after="120"/>
+      </w:pPr>
+      <w:r>
+        <w:rPr>
+          <w:color w:val="000000"/>
+        </w:rPr>
+        <w:t>Câu 9: looking into</w:t>
+      </w:r>
+    </w:p>
+    <w:p>
+      <w:pPr>
+        <w:spacing w:before="60" w:after="120"/>
+      </w:pPr>
+      <w:r>
+        <w:rPr>
+          <w:color w:val="000000"/>
+        </w:rPr>
+        <w:t>Câu 10: fallen behind</w:t>
+      </w:r>
+    </w:p>
+    <w:p>
+      <w:pPr>
+        <w:spacing w:before="240" w:after="60"/>
+        <w:keepNext/>
+      </w:pPr>
+      <w:r>
+        <w:rPr>
+          <w:color w:val="000000"/>
           <w:b/>
         </w:rPr>
-        <w:t xml:space="preserve">PHẦN 7: 1. learned informally; 2. lifted; 3. postponed; 4. resembles; 5. stopped having an effect; 6. refused; 7. reduce the volume; 8. left the ground; 9. became successful quickly; 10. invented</w:t>
-      </w:r>
-    </w:p>
-    <w:p>
-      <w:r>
-        <w:rPr>
+        <w:t>PHẦN 6</w:t>
+      </w:r>
+    </w:p>
+    <w:p>
+      <w:pPr>
+        <w:spacing w:before="60" w:after="120"/>
+      </w:pPr>
+      <w:r>
+        <w:rPr>
+          <w:color w:val="000000"/>
+        </w:rPr>
+        <w:t>Câu 1: with</w:t>
+      </w:r>
+    </w:p>
+    <w:p>
+      <w:pPr>
+        <w:spacing w:before="60" w:after="120"/>
+      </w:pPr>
+      <w:r>
+        <w:rPr>
+          <w:color w:val="000000"/>
+        </w:rPr>
+        <w:t>Câu 2: with</w:t>
+      </w:r>
+    </w:p>
+    <w:p>
+      <w:pPr>
+        <w:spacing w:before="60" w:after="120"/>
+      </w:pPr>
+      <w:r>
+        <w:rPr>
+          <w:color w:val="000000"/>
+        </w:rPr>
+        <w:t>Câu 3: with</w:t>
+      </w:r>
+    </w:p>
+    <w:p>
+      <w:pPr>
+        <w:spacing w:before="60" w:after="120"/>
+      </w:pPr>
+      <w:r>
+        <w:rPr>
+          <w:color w:val="000000"/>
+        </w:rPr>
+        <w:t>Câu 4: on</w:t>
+      </w:r>
+    </w:p>
+    <w:p>
+      <w:pPr>
+        <w:spacing w:before="60" w:after="120"/>
+      </w:pPr>
+      <w:r>
+        <w:rPr>
+          <w:color w:val="000000"/>
+        </w:rPr>
+        <w:t>Câu 5: of</w:t>
+      </w:r>
+    </w:p>
+    <w:p>
+      <w:pPr>
+        <w:spacing w:before="60" w:after="120"/>
+      </w:pPr>
+      <w:r>
+        <w:rPr>
+          <w:color w:val="000000"/>
+        </w:rPr>
+        <w:t>Câu 6: off</w:t>
+      </w:r>
+    </w:p>
+    <w:p>
+      <w:pPr>
+        <w:spacing w:before="60" w:after="120"/>
+      </w:pPr>
+      <w:r>
+        <w:rPr>
+          <w:color w:val="000000"/>
+        </w:rPr>
+        <w:t>Câu 7: after</w:t>
+      </w:r>
+    </w:p>
+    <w:p>
+      <w:pPr>
+        <w:spacing w:before="60" w:after="120"/>
+      </w:pPr>
+      <w:r>
+        <w:rPr>
+          <w:color w:val="000000"/>
+        </w:rPr>
+        <w:t>Câu 8: up</w:t>
+      </w:r>
+    </w:p>
+    <w:p>
+      <w:pPr>
+        <w:spacing w:before="60" w:after="120"/>
+      </w:pPr>
+      <w:r>
+        <w:rPr>
+          <w:color w:val="000000"/>
+        </w:rPr>
+        <w:t>Câu 9: down</w:t>
+      </w:r>
+    </w:p>
+    <w:p>
+      <w:pPr>
+        <w:spacing w:before="60" w:after="120"/>
+      </w:pPr>
+      <w:r>
+        <w:rPr>
+          <w:color w:val="000000"/>
+        </w:rPr>
+        <w:t>Câu 10: away</w:t>
+      </w:r>
+    </w:p>
+    <w:p>
+      <w:pPr>
+        <w:spacing w:before="240" w:after="60"/>
+        <w:keepNext/>
+      </w:pPr>
+      <w:r>
+        <w:rPr>
+          <w:color w:val="000000"/>
           <w:b/>
         </w:rPr>
-        <w:t xml:space="preserve">PHẦN 8: 1. We ran out of paper.; 2. I cannot put up with this noise.; 3. The police are looking into the case.; 4. He gave it up. / He gave up smoking.; 5. Please hand it in. / Hand in your homework.; 6. I enjoy reading at night.; 7. Lan decided to go home.; 8. Thank you for helping me.; 9. My teacher made me rewrite it.; 10. I look forward to meeting you.</w:t>
-      </w:r>
-    </w:p>
-    <w:p>
-      <w:r>
-        <w:rPr>
+        <w:t>PHẦN 7</w:t>
+      </w:r>
+    </w:p>
+    <w:p>
+      <w:pPr>
+        <w:spacing w:before="60" w:after="120"/>
+      </w:pPr>
+      <w:r>
+        <w:rPr>
+          <w:color w:val="000000"/>
+        </w:rPr>
+        <w:t>Câu 1: learned informally</w:t>
+      </w:r>
+    </w:p>
+    <w:p>
+      <w:pPr>
+        <w:spacing w:before="60" w:after="120"/>
+      </w:pPr>
+      <w:r>
+        <w:rPr>
+          <w:color w:val="000000"/>
+        </w:rPr>
+        <w:t>Câu 2: lifted</w:t>
+      </w:r>
+    </w:p>
+    <w:p>
+      <w:pPr>
+        <w:spacing w:before="60" w:after="120"/>
+      </w:pPr>
+      <w:r>
+        <w:rPr>
+          <w:color w:val="000000"/>
+        </w:rPr>
+        <w:t>Câu 3: postponed</w:t>
+      </w:r>
+    </w:p>
+    <w:p>
+      <w:pPr>
+        <w:spacing w:before="60" w:after="120"/>
+      </w:pPr>
+      <w:r>
+        <w:rPr>
+          <w:color w:val="000000"/>
+        </w:rPr>
+        <w:t>Câu 4: resembles</w:t>
+      </w:r>
+    </w:p>
+    <w:p>
+      <w:pPr>
+        <w:spacing w:before="60" w:after="120"/>
+      </w:pPr>
+      <w:r>
+        <w:rPr>
+          <w:color w:val="000000"/>
+        </w:rPr>
+        <w:t>Câu 5: stopped having an effect</w:t>
+      </w:r>
+    </w:p>
+    <w:p>
+      <w:pPr>
+        <w:spacing w:before="60" w:after="120"/>
+      </w:pPr>
+      <w:r>
+        <w:rPr>
+          <w:color w:val="000000"/>
+        </w:rPr>
+        <w:t>Câu 6: refused</w:t>
+      </w:r>
+    </w:p>
+    <w:p>
+      <w:pPr>
+        <w:spacing w:before="60" w:after="120"/>
+      </w:pPr>
+      <w:r>
+        <w:rPr>
+          <w:color w:val="000000"/>
+        </w:rPr>
+        <w:t>Câu 7: reduce the volume</w:t>
+      </w:r>
+    </w:p>
+    <w:p>
+      <w:pPr>
+        <w:spacing w:before="60" w:after="120"/>
+      </w:pPr>
+      <w:r>
+        <w:rPr>
+          <w:color w:val="000000"/>
+        </w:rPr>
+        <w:t>Câu 8: left the ground</w:t>
+      </w:r>
+    </w:p>
+    <w:p>
+      <w:pPr>
+        <w:spacing w:before="60" w:after="120"/>
+      </w:pPr>
+      <w:r>
+        <w:rPr>
+          <w:color w:val="000000"/>
+        </w:rPr>
+        <w:t>Câu 9: became successful quickly</w:t>
+      </w:r>
+    </w:p>
+    <w:p>
+      <w:pPr>
+        <w:spacing w:before="60" w:after="120"/>
+      </w:pPr>
+      <w:r>
+        <w:rPr>
+          <w:color w:val="000000"/>
+        </w:rPr>
+        <w:t>Câu 10: invented</w:t>
+      </w:r>
+    </w:p>
+    <w:p>
+      <w:pPr>
+        <w:spacing w:before="240" w:after="60"/>
+        <w:keepNext/>
+      </w:pPr>
+      <w:r>
+        <w:rPr>
+          <w:color w:val="000000"/>
           <w:b/>
         </w:rPr>
-        <w:t xml:space="preserve">PHẦN 9: 1. She accepted a new job. 2. Waking early and taking two buses. 3. Getting along with coworkers. 4. Look into complaints and find solutions. 5. More responsibility.</w:t>
-      </w:r>
-    </w:p>
-    <w:p>
-      <w:r>
-        <w:rPr>
+        <w:t>PHẦN 8</w:t>
+      </w:r>
+    </w:p>
+    <w:p>
+      <w:pPr>
+        <w:spacing w:before="60" w:after="120"/>
+      </w:pPr>
+      <w:r>
+        <w:rPr>
+          <w:color w:val="000000"/>
+        </w:rPr>
+        <w:t>Câu 1: We ran out of paper.</w:t>
+      </w:r>
+    </w:p>
+    <w:p>
+      <w:pPr>
+        <w:spacing w:before="60" w:after="120"/>
+      </w:pPr>
+      <w:r>
+        <w:rPr>
+          <w:color w:val="000000"/>
+        </w:rPr>
+        <w:t>Câu 2: I cannot put up with this noise.</w:t>
+      </w:r>
+    </w:p>
+    <w:p>
+      <w:pPr>
+        <w:spacing w:before="60" w:after="120"/>
+      </w:pPr>
+      <w:r>
+        <w:rPr>
+          <w:color w:val="000000"/>
+        </w:rPr>
+        <w:t>Câu 3: The police are looking into the case.</w:t>
+      </w:r>
+    </w:p>
+    <w:p>
+      <w:pPr>
+        <w:spacing w:before="60" w:after="120"/>
+      </w:pPr>
+      <w:r>
+        <w:rPr>
+          <w:color w:val="000000"/>
+        </w:rPr>
+        <w:t>Câu 4: He gave it up. / He gave up smoking.</w:t>
+      </w:r>
+    </w:p>
+    <w:p>
+      <w:pPr>
+        <w:spacing w:before="60" w:after="120"/>
+      </w:pPr>
+      <w:r>
+        <w:rPr>
+          <w:color w:val="000000"/>
+        </w:rPr>
+        <w:t>Câu 5: Please hand it in. / Hand in your homework.</w:t>
+      </w:r>
+    </w:p>
+    <w:p>
+      <w:pPr>
+        <w:spacing w:before="60" w:after="120"/>
+      </w:pPr>
+      <w:r>
+        <w:rPr>
+          <w:color w:val="000000"/>
+        </w:rPr>
+        <w:t>Câu 6: I enjoy reading at night.</w:t>
+      </w:r>
+    </w:p>
+    <w:p>
+      <w:pPr>
+        <w:spacing w:before="60" w:after="120"/>
+      </w:pPr>
+      <w:r>
+        <w:rPr>
+          <w:color w:val="000000"/>
+        </w:rPr>
+        <w:t>Câu 7: Lan decided to go home.</w:t>
+      </w:r>
+    </w:p>
+    <w:p>
+      <w:pPr>
+        <w:spacing w:before="60" w:after="120"/>
+      </w:pPr>
+      <w:r>
+        <w:rPr>
+          <w:color w:val="000000"/>
+        </w:rPr>
+        <w:t>Câu 8: Thank you for helping me.</w:t>
+      </w:r>
+    </w:p>
+    <w:p>
+      <w:pPr>
+        <w:spacing w:before="60" w:after="120"/>
+      </w:pPr>
+      <w:r>
+        <w:rPr>
+          <w:color w:val="000000"/>
+        </w:rPr>
+        <w:t>Câu 9: My teacher made me rewrite it.</w:t>
+      </w:r>
+    </w:p>
+    <w:p>
+      <w:pPr>
+        <w:spacing w:before="60" w:after="120"/>
+      </w:pPr>
+      <w:r>
+        <w:rPr>
+          <w:color w:val="000000"/>
+        </w:rPr>
+        <w:t>Câu 10: I look forward to meeting you.</w:t>
+      </w:r>
+    </w:p>
+    <w:p>
+      <w:pPr>
+        <w:spacing w:before="240" w:after="60"/>
+        <w:keepNext/>
+      </w:pPr>
+      <w:r>
+        <w:rPr>
+          <w:color w:val="000000"/>
           <w:b/>
         </w:rPr>
-        <w:t xml:space="preserve">BÀI VIẾT MẪU (103 từ): I accepted a new job and moved to another city two months ago. At first, I found it difficult to wake up early and take two buses. I also worried about getting along with my coworkers. Instead of giving up, I tried joining them for lunch and enjoyed learning about their work. After a small disagreement, we quickly made up. My manager asked me to look into customer complaints and encouraged me to come up with practical solutions. I am now used to working there and plan to take on more responsibility. I look forward to developing new skills during the coming year.</w:t>
+        <w:t>PHẦN 9</w:t>
+      </w:r>
+    </w:p>
+    <w:p>
+      <w:pPr>
+        <w:spacing w:before="60" w:after="120"/>
+      </w:pPr>
+      <w:r>
+        <w:rPr>
+          <w:color w:val="000000"/>
+        </w:rPr>
+        <w:t>Câu 1: She accepted a new job.</w:t>
+      </w:r>
+    </w:p>
+    <w:p>
+      <w:pPr>
+        <w:spacing w:before="60" w:after="120"/>
+      </w:pPr>
+      <w:r>
+        <w:rPr>
+          <w:color w:val="000000"/>
+        </w:rPr>
+        <w:t>Câu 2: Waking early and taking two buses.</w:t>
+      </w:r>
+    </w:p>
+    <w:p>
+      <w:pPr>
+        <w:spacing w:before="60" w:after="120"/>
+      </w:pPr>
+      <w:r>
+        <w:rPr>
+          <w:color w:val="000000"/>
+        </w:rPr>
+        <w:t>Câu 3: Getting along with coworkers.</w:t>
+      </w:r>
+    </w:p>
+    <w:p>
+      <w:pPr>
+        <w:spacing w:before="60" w:after="120"/>
+      </w:pPr>
+      <w:r>
+        <w:rPr>
+          <w:color w:val="000000"/>
+        </w:rPr>
+        <w:t>Câu 4: Look into complaints and find solutions.</w:t>
+      </w:r>
+    </w:p>
+    <w:p>
+      <w:pPr>
+        <w:spacing w:before="60" w:after="120"/>
+      </w:pPr>
+      <w:r>
+        <w:rPr>
+          <w:color w:val="000000"/>
+        </w:rPr>
+        <w:t>Câu 5: More responsibility.</w:t>
+      </w:r>
+    </w:p>
+    <w:p>
+      <w:pPr>
+        <w:spacing w:before="240" w:after="60"/>
+        <w:keepNext/>
+      </w:pPr>
+      <w:r>
+        <w:rPr>
+          <w:color w:val="000000"/>
+          <w:b/>
+        </w:rPr>
+        <w:t>PHẦN 10</w:t>
+      </w:r>
+    </w:p>
+    <w:p>
+      <w:pPr>
+        <w:spacing w:before="240" w:after="60"/>
+        <w:keepNext/>
+      </w:pPr>
+      <w:r>
+        <w:rPr>
+          <w:color w:val="000000"/>
+          <w:b/>
+        </w:rPr>
+        <w:t>Câu trả lời tham khảo</w:t>
+      </w:r>
+    </w:p>
+    <w:p>
+      <w:pPr>
+        <w:spacing w:before="0" w:after="160"/>
+      </w:pPr>
+      <w:r>
+        <w:rPr>
+          <w:color w:val="000000"/>
+        </w:rPr>
+        <w:t>BÀI VIẾT MẪU (103 từ): I accepted a new job and moved to another city two months ago. At first, I found it difficult to wake up early and take two buses. I also worried about getting along with my coworkers. Instead of giving up, I tried joining them for lunch and enjoyed learning about their work. After a small disagreement, we quickly made up. My manager asked me to look into customer complaints and encouraged me to come up with practical solutions. I am now used to working there and plan to take on more responsibility. I look forward to developing new skills during the coming year.</w:t>
       </w:r>
     </w:p>
     <w:sectPr>
